--- a/3-IndustrialProcesses/FoodAndBeverage/Dairy/Documents/DairyBiog_V3_Case_Study_rs_qt.docx
+++ b/3-IndustrialProcesses/FoodAndBeverage/Dairy/Documents/DairyBiog_V3_Case_Study_rs_qt.docx
@@ -20,6 +20,34 @@
     </w:p>
     <w:p>
       <w:pPr>
+        <w:spacing w:after="100"/>
+      </w:pPr>
+      <w:r>
+        <w:rPr>
+          <w:rFonts w:ascii="Arial" w:cs="Arial" w:eastAsia="Arial" w:hAnsi="Arial"/>
+          <w:color w:val="404040"/>
+          <w:sz w:val="24"/>
+          <w:szCs w:val="24"/>
+        </w:rPr>
+        <w:t xml:space="preserve">Process data for mass and heat integration, compiled from process models and the literature</w:t>
+      </w:r>
+    </w:p>
+    <w:p>
+      <w:pPr>
+        <w:spacing w:after="20"/>
+      </w:pPr>
+      <w:r>
+        <w:rPr>
+          <w:rFonts w:ascii="Arial" w:cs="Arial" w:eastAsia="Arial" w:hAnsi="Arial"/>
+          <w:color w:val="1F3864"/>
+          <w:sz w:val="20"/>
+          <w:szCs w:val="20"/>
+        </w:rPr>
+        <w:t xml:space="preserve">Sophia Wallerand, Daniel Flórez-Orrego, Pullah Bhatnagar, Oktay Boztas, Dareen Dardor</w:t>
+      </w:r>
+    </w:p>
+    <w:p>
+      <w:pPr>
         <w:pBdr>
           <w:bottom w:val="single" w:color="1F3864" w:sz="6" w:space="4"/>
         </w:pBdr>
@@ -28,11 +56,26 @@
       <w:r>
         <w:rPr>
           <w:rFonts w:ascii="Arial" w:cs="Arial" w:eastAsia="Arial" w:hAnsi="Arial"/>
-          <w:color w:val="404040"/>
-          <w:sz w:val="24"/>
-          <w:szCs w:val="24"/>
+          <w:i/>
+          <w:iCs/>
+          <w:color w:val="595959"/>
+          <w:sz w:val="18"/>
+          <w:szCs w:val="18"/>
         </w:rPr>
-        <w:t xml:space="preserve">Process data for mass and heat integration: rs and qt tables</w:t>
+        <w:t xml:space="preserve">Industrial Process and Energy Systems Engineering (IPESE) group, EPFL, Sion, Switzerland</w:t>
+      </w:r>
+    </w:p>
+    <w:p>
+      <w:pPr>
+        <w:spacing w:after="120" w:before="0" w:line="264"/>
+      </w:pPr>
+      <w:r>
+        <w:rPr>
+          <w:rFonts w:ascii="Arial" w:cs="Arial" w:eastAsia="Arial" w:hAnsi="Arial"/>
+          <w:sz w:val="20"/>
+          <w:szCs w:val="20"/>
+        </w:rPr>
+        <w:t xml:space="preserve">This case study describes the process data of the dairy model Dairy_V3 of the IETS Task XXIV database of ex-ante models: the material flows, the process electricity and the 27 thermal streams of a cheese dairy that digests its whey into biogas, with the options for the use of the biogas, per tonne of fresh milk. The stream data come from the IPESE dairy model, simulated in DWSIM and implemented in ROSMOSE (Dardor et al., 2024), and the process electricity from the energy use of European dairies reported by Ramírez et al. (2006); the biogas upgrading follows Bauer et al. (2013). Table 6 gives the source of each value.</w:t>
       </w:r>
     </w:p>
     <w:p>
@@ -50,7 +93,7 @@
           <w:sz w:val="26"/>
           <w:szCs w:val="26"/>
         </w:rPr>
-        <w:t xml:space="preserve">1. Process</w:t>
+        <w:t xml:space="preserve">1. Process description</w:t>
       </w:r>
     </w:p>
     <w:p>
@@ -306,7 +349,7 @@
           <w:sz w:val="20"/>
           <w:szCs w:val="20"/>
         </w:rPr>
-        <w:t xml:space="preserve"> ΔTmin/2 = 5 K for liquid streams and 2 K for condensing and boiling streams, as given in Table 3 for each stream. The digestate dryer (2.5 K) and the soft-drink evaporator (8 K) keep the values of the source model.</w:t>
+        <w:t xml:space="preserve"> ΔTmin/2 = 5 K for liquid streams and 2 K for condensing and boiling streams, as given in Table 3 for each stream. The digestate dryer (2.5 K) keeps the value of the source model.</w:t>
       </w:r>
     </w:p>
     <w:p>
@@ -352,7 +395,7 @@
           <w:sz w:val="20"/>
           <w:szCs w:val="20"/>
         </w:rPr>
-        <w:t xml:space="preserve"> steam, hot water, refrigeration, cooling towers and cooling water are supplied by the utility system you design. Refrigeration demands appear as hot streams at the product temperature.</w:t>
+        <w:t xml:space="preserve"> steam, hot water, refrigeration, cooling towers and cooling water belong to a utility system outside the model boundary. Refrigeration demands appear as hot streams at the product temperature.</w:t>
       </w:r>
     </w:p>
     <w:p>
@@ -433,7 +476,7 @@
           <w:sz w:val="26"/>
           <w:szCs w:val="26"/>
         </w:rPr>
-        <w:t xml:space="preserve">3. rs: material flows</w:t>
+        <w:t xml:space="preserve">3. Material flows</w:t>
       </w:r>
     </w:p>
     <w:p>
@@ -3005,7 +3048,7 @@
           <w:sz w:val="26"/>
           <w:szCs w:val="26"/>
         </w:rPr>
-        <w:t xml:space="preserve">4. rs: process electricity</w:t>
+        <w:t xml:space="preserve">4. Process electricity</w:t>
       </w:r>
     </w:p>
     <w:p>
@@ -3606,7 +3649,7 @@
           <w:sz w:val="16"/>
           <w:szCs w:val="16"/>
         </w:rPr>
-        <w:t xml:space="preserve">The refrigeration line is given for comparison only: it is the electricity that refrigeration (including cold storage) needed in the reference dairies, against which you can compare the refrigeration plant you design. The electricity of the digestion unit (feed pumps and digester mixing) is not covered by the reference and is not included; the electricity of the biogas options is given in Table 4.</w:t>
+        <w:t xml:space="preserve">The refrigeration line is given for comparison only: it is the electricity that refrigeration (including cold storage) needed in the reference dairies, for comparison with the electricity of a refrigeration plant. The electricity of the digestion unit (feed pumps and digester mixing) is not covered by the reference and is not included; the electricity of the biogas options is given in Table 4.</w:t>
       </w:r>
     </w:p>
     <w:p>
@@ -3624,7 +3667,7 @@
           <w:sz w:val="26"/>
           <w:szCs w:val="26"/>
         </w:rPr>
-        <w:t xml:space="preserve">5. qt: thermal streams</w:t>
+        <w:t xml:space="preserve">5. Thermal streams</w:t>
       </w:r>
     </w:p>
     <w:p>
@@ -11856,7 +11899,7 @@
           <w:sz w:val="20"/>
           <w:szCs w:val="20"/>
         </w:rPr>
-        <w:t xml:space="preserve">The biogas leaves the digester as a resource stream. You may either burn it in a cogeneration engine or upgrade it to biomethane with membranes and export it to the gas grid. Both are utility options: compare them with the other utilities you consider.</w:t>
+        <w:t xml:space="preserve">The biogas leaves the digester as a material stream. It can either be burnt in a cogeneration engine or upgraded to biomethane with membranes and exported to the gas grid. Both are utility options, to be compared with the other utilities of the site.</w:t>
       </w:r>
     </w:p>
     <w:p>
@@ -12653,7 +12696,7 @@
           <w:sz w:val="26"/>
           <w:szCs w:val="26"/>
         </w:rPr>
-        <w:t xml:space="preserve">7. Reference targets</w:t>
+        <w:t xml:space="preserve">7. Energy targets</w:t>
       </w:r>
     </w:p>
     <w:p>
@@ -12667,7 +12710,7 @@
           <w:sz w:val="20"/>
           <w:szCs w:val="20"/>
         </w:rPr>
-        <w:t xml:space="preserve">Check your own problem-table or composite-curve calculation against these targets for the 27 streams of Table 3.</w:t>
+        <w:t xml:space="preserve">The problem-table analysis of the 27 streams of Table 3, with the ΔTmin/2 contributions given there, gives the minimum energy targets of Table 5.</w:t>
       </w:r>
     </w:p>
     <w:p>
@@ -14219,7 +14262,7 @@
                 <w:sz w:val="17"/>
                 <w:szCs w:val="17"/>
               </w:rPr>
-              <w:t xml:space="preserve">Ramírez et al. (2006), Tables 4 and 7 and Section 5; electricity share and allocation are assumptions of this handout</w:t>
+              <w:t xml:space="preserve">Ramírez et al. (2006), Tables 4 and 7 and Section 5; electricity share and allocation are assumptions of this case study</w:t>
             </w:r>
           </w:p>
         </w:tc>

--- a/3-IndustrialProcesses/FoodAndBeverage/Dairy/Documents/DairyBiog_V3_Case_Study_rs_qt.docx
+++ b/3-IndustrialProcesses/FoodAndBeverage/Dairy/Documents/DairyBiog_V3_Case_Study_rs_qt.docx
@@ -75,7 +75,7 @@
           <w:sz w:val="20"/>
           <w:szCs w:val="20"/>
         </w:rPr>
-        <w:t xml:space="preserve">This case study describes the process data of the dairy model Dairy_V3 of the IETS Task XXIV database of ex-ante models: the material flows, the process electricity and the 27 thermal streams of a cheese dairy that digests its whey into biogas, with the options for the use of the biogas, per tonne of fresh milk. The stream data come from the IPESE dairy model, simulated in DWSIM and implemented in ROSMOSE (Dardor et al., 2024), and the process electricity from the energy use of European dairies reported by Ramírez et al. (2006); the biogas upgrading follows Bauer et al. (2013). Table 6 gives the source of each value.</w:t>
+        <w:t xml:space="preserve">This case study describes the process data of the dairy model Dairy_V3 of the IETS Task XXIV database of ex-ante models: the material flows, the process electricity and the 27 thermal streams of a cheese dairy that digests its whey into biogas, with the options for the use of the biogas, per tonne of fresh milk. The stream data come from the DWSIM dairy model of Bhatnagar, Flórez-Orrego, Boztas and Dardor and from Dardor et al. (2024), and the process electricity from the energy use of European dairies reported by Ramírez et al. (2006); the biogas upgrading follows Bauer et al. (2013). Table 6 gives the source of each value.</w:t>
       </w:r>
     </w:p>
     <w:p>
@@ -14049,7 +14049,7 @@
                 <w:sz w:val="17"/>
                 <w:szCs w:val="17"/>
               </w:rPr>
-              <w:t xml:space="preserve">IPESE dairy model (DWSIM simulation, ROSMOSE implementation), Dardor et al. (2024) and IETS Task XXIV dairy data set; values of the latest MER runs</w:t>
+              <w:t xml:space="preserve">DWSIM dairy model of Bhatnagar, Flórez-Orrego, Boztas and Dardor; Dardor et al. (2024); values of the latest MER runs</w:t>
             </w:r>
           </w:p>
         </w:tc>
@@ -14727,50 +14727,6 @@
           <w:szCs w:val="17"/>
         </w:rPr>
         <w:t xml:space="preserve">https://doi.org/10.1016/j.energy.2024.132182</w:t>
-      </w:r>
-    </w:p>
-    <w:p>
-      <w:pPr>
-        <w:pStyle w:val="ListParagraph"/>
-        <w:numPr>
-          <w:ilvl w:val="0"/>
-          <w:numId w:val="4"/>
-        </w:numPr>
-        <w:spacing w:after="60"/>
-      </w:pPr>
-      <w:r>
-        <w:rPr>
-          <w:rFonts w:ascii="Arial" w:cs="Arial" w:eastAsia="Arial" w:hAnsi="Arial"/>
-          <w:sz w:val="17"/>
-          <w:szCs w:val="17"/>
-        </w:rPr>
-        <w:t xml:space="preserve">Flórez-Orrego D., Heringer R., Davi P. et al. (2025). </w:t>
-      </w:r>
-      <w:r>
-        <w:rPr>
-          <w:rFonts w:ascii="Arial" w:cs="Arial" w:eastAsia="Arial" w:hAnsi="Arial"/>
-          <w:i/>
-          <w:iCs/>
-          <w:sz w:val="17"/>
-          <w:szCs w:val="17"/>
-        </w:rPr>
-        <w:t xml:space="preserve">Dairy process model</w:t>
-      </w:r>
-      <w:r>
-        <w:rPr>
-          <w:rFonts w:ascii="Arial" w:cs="Arial" w:eastAsia="Arial" w:hAnsi="Arial"/>
-          <w:sz w:val="17"/>
-          <w:szCs w:val="17"/>
-        </w:rPr>
-        <w:t xml:space="preserve">, IETS Task XXIV gray-box data set (DWSIM, ROSMOSE). EPFL IPESE. </w:t>
-      </w:r>
-      <w:r>
-        <w:rPr>
-          <w:rFonts w:ascii="Arial" w:cs="Arial" w:eastAsia="Arial" w:hAnsi="Arial"/>
-          <w:sz w:val="17"/>
-          <w:szCs w:val="17"/>
-        </w:rPr>
-        <w:t xml:space="preserve">https://gitlab.epfl.ch/ipese/pinchsmall/dairycasestudy</w:t>
       </w:r>
     </w:p>
     <w:p>
